--- a/templates/Directors_ Resolutions/initial directors resolution.docx
+++ b/templates/Directors_ Resolutions/initial directors resolution.docx
@@ -1724,11 +1724,8 @@
         <w:t>Sale of Common Stock</w:t>
       </w:r>
     </w:p>
-    <w:p xmlns:wp14="http://schemas.microsoft.com/office/word/2010/wordml" wp14:textId="77777777">
-      <w:pPr>
-        <w:tabs>
-          <w:tab w:val="left" w:pos="-720"/>
-        </w:tabs>
+    <w:p xmlns:wp14="http://schemas.microsoft.com/office/word/2010/wordml" wp14:textId="44D951CB">
+      <w:pPr>
         <w:spacing w:after="240"/>
         <w:ind w:left="720" w:right="720" w:firstLine="720"/>
         <w:rPr>
@@ -1738,9 +1735,9 @@
       </w:pPr>
       <w:r>
         <w:rPr>
-          <w:b/>
-          <w:bCs/>
-          <w:smallCaps/>
+          <w:b w:val="1"/>
+          <w:bCs w:val="1"/>
+          <w:smallCaps w:val="1"/>
           <w:sz w:val="22"/>
           <w:szCs w:val="22"/>
         </w:rPr>
@@ -1751,7 +1748,28 @@
           <w:sz w:val="22"/>
           <w:szCs w:val="22"/>
         </w:rPr>
-        <w:t xml:space="preserve"> that the officers of the Company are authorized and directed, for and on behalf of the Company, to sell and issue an aggregate of 7,000,000 shares of its Common Stock for the aggregate purchase price set forth below, payable in cash, or by any other form of consideration permitted by applicable law, as follows: </w:t>
+        <w:t xml:space="preserve"> that the officers of the Company are authorized and directed, for and on behalf of the Company, to sell and issue an aggregate of </w:t>
+      </w:r>
+      <w:r>
+        <w:rPr>
+          <w:sz w:val="22"/>
+          <w:szCs w:val="22"/>
+        </w:rPr>
+        <w:t>[SALETOTAL]</w:t>
+      </w:r>
+      <w:r>
+        <w:rPr>
+          <w:sz w:val="22"/>
+          <w:szCs w:val="22"/>
+        </w:rPr>
+        <w:t xml:space="preserve"> </w:t>
+      </w:r>
+      <w:r>
+        <w:rPr>
+          <w:sz w:val="22"/>
+          <w:szCs w:val="22"/>
+        </w:rPr>
+        <w:t xml:space="preserve">shares of its Common Stock for the aggregate purchase price set forth below, payable in cash, or by any other form of consideration permitted by applicable law, as follows: </w:t>
       </w:r>
     </w:p>
     <w:tbl>
